--- a/test-data/vmerge.docx
+++ b/test-data/vmerge.docx
@@ -29,7 +29,7 @@
     <w:tbl>
       <w:tblPr>
         <w:tblStyle w:val="8"/>
-        <w:tblW w:w="9733" w:type="dxa"/>
+        <w:tblW w:w="9652" w:type="dxa"/>
         <w:tblInd w:w="0" w:type="dxa"/>
         <w:tblBorders>
           <w:top w:val="single" w:color="000000" w:sz="2" w:space="0"/>
@@ -48,10 +48,9 @@
         </w:tblCellMar>
       </w:tblPr>
       <w:tblGrid>
-        <w:gridCol w:w="1967"/>
         <w:gridCol w:w="2250"/>
         <w:gridCol w:w="1817"/>
-        <w:gridCol w:w="3699"/>
+        <w:gridCol w:w="5585"/>
       </w:tblGrid>
       <w:tr>
         <w:tblPrEx>
@@ -64,36 +63,6 @@
             <w:insideV w:val="none" w:color="auto" w:sz="0" w:space="0"/>
           </w:tblBorders>
         </w:tblPrEx>
-        <w:tc>
-          <w:tcPr>
-            <w:tcW w:w="1967" w:type="dxa"/>
-            <w:tcBorders>
-              <w:top w:val="single" w:color="000000" w:sz="2" w:space="0"/>
-              <w:left w:val="single" w:color="000000" w:sz="2" w:space="0"/>
-              <w:bottom w:val="single" w:color="000000" w:sz="2" w:space="0"/>
-              <w:insideH w:val="single" w:sz="2" w:space="0"/>
-            </w:tcBorders>
-            <w:shd w:val="clear" w:color="auto" w:fill="EEEEEE"/>
-          </w:tcPr>
-          <w:p>
-            <w:pPr>
-              <w:pStyle w:val="364"/>
-              <w:rPr>
-                <w:rFonts w:hint="default"/>
-                <w:sz w:val="30"/>
-                <w:szCs w:val="30"/>
-              </w:rPr>
-            </w:pPr>
-            <w:r>
-              <w:rPr>
-                <w:rFonts w:hint="default"/>
-                <w:sz w:val="30"/>
-                <w:szCs w:val="30"/>
-              </w:rPr>
-              <w:t>Avatar</w:t>
-            </w:r>
-          </w:p>
-        </w:tc>
         <w:tc>
           <w:tcPr>
             <w:tcW w:w="2250" w:type="dxa"/>
@@ -152,7 +121,7 @@
         </w:tc>
         <w:tc>
           <w:tcPr>
-            <w:tcW w:w="3699" w:type="dxa"/>
+            <w:tcW w:w="5585" w:type="dxa"/>
             <w:vMerge w:val="restart"/>
             <w:tcBorders>
               <w:top w:val="single" w:color="000000" w:sz="2" w:space="0"/>
@@ -200,40 +169,6 @@
         </w:tblPrEx>
         <w:tc>
           <w:tcPr>
-            <w:tcW w:w="1967" w:type="dxa"/>
-            <w:tcBorders>
-              <w:top w:val="single" w:color="000000" w:sz="2" w:space="0"/>
-              <w:left w:val="single" w:color="000000" w:sz="2" w:space="0"/>
-              <w:bottom w:val="single" w:color="000000" w:sz="2" w:space="0"/>
-              <w:insideH w:val="single" w:sz="2" w:space="0"/>
-            </w:tcBorders>
-            <w:shd w:val="clear" w:color="auto" w:fill="EEEEEE"/>
-          </w:tcPr>
-          <w:p>
-            <w:pPr>
-              <w:pStyle w:val="364"/>
-              <w:rPr>
-                <w:rFonts w:hint="default" w:eastAsia="Noto Sans CJK SC Regular"/>
-                <w:color w:val="A6A6A6" w:themeColor="background1" w:themeShade="A6"/>
-                <w:sz w:val="30"/>
-                <w:szCs w:val="30"/>
-                <w:lang w:val="en-US" w:eastAsia="zh-CN"/>
-              </w:rPr>
-            </w:pPr>
-            <w:r>
-              <w:rPr>
-                <w:rFonts w:hint="eastAsia"/>
-                <w:color w:val="A6A6A6" w:themeColor="background1" w:themeShade="A6"/>
-                <w:sz w:val="30"/>
-                <w:szCs w:val="30"/>
-                <w:lang w:val="en-US" w:eastAsia="zh-CN"/>
-              </w:rPr>
-              <w:t>user upload</w:t>
-            </w:r>
-          </w:p>
-        </w:tc>
-        <w:tc>
-          <w:tcPr>
             <w:tcW w:w="2250" w:type="dxa"/>
             <w:tcBorders>
               <w:top w:val="single" w:color="000000" w:sz="2" w:space="0"/>
@@ -302,7 +237,7 @@
         </w:tc>
         <w:tc>
           <w:tcPr>
-            <w:tcW w:w="3699" w:type="dxa"/>
+            <w:tcW w:w="5585" w:type="dxa"/>
             <w:vMerge w:val="continue"/>
             <w:tcBorders>
               <w:left w:val="single" w:color="000000" w:sz="2" w:space="0"/>
@@ -342,98 +277,6 @@
         </w:trPr>
         <w:tc>
           <w:tcPr>
-            <w:tcW w:w="1967" w:type="dxa"/>
-            <w:tcBorders>
-              <w:top w:val="single" w:color="000000" w:sz="2" w:space="0"/>
-              <w:left w:val="single" w:color="000000" w:sz="2" w:space="0"/>
-              <w:bottom w:val="single" w:color="000000" w:sz="2" w:space="0"/>
-              <w:insideH w:val="single" w:sz="2" w:space="0"/>
-            </w:tcBorders>
-            <w:shd w:val="clear" w:color="auto" w:fill="auto"/>
-            <w:vAlign w:val="center"/>
-          </w:tcPr>
-          <w:p>
-            <w:pPr>
-              <w:pStyle w:val="364"/>
-              <w:jc w:val="both"/>
-              <w:rPr>
-                <w:rFonts w:hint="default"/>
-                <w:b/>
-                <w:bCs/>
-                <w:sz w:val="30"/>
-                <w:szCs w:val="30"/>
-              </w:rPr>
-            </w:pPr>
-            <w:r>
-              <w:rPr>
-                <w:b/>
-                <w:bCs/>
-                <w:sz w:val="30"/>
-                <w:szCs w:val="30"/>
-              </w:rPr>
-              <w:t>{{Friends</w:t>
-            </w:r>
-            <w:r>
-              <w:rPr>
-                <w:rFonts w:hint="default"/>
-                <w:b/>
-                <w:bCs/>
-                <w:sz w:val="30"/>
-                <w:szCs w:val="30"/>
-              </w:rPr>
-              <w:t xml:space="preserve">.ImageLocal </w:t>
-            </w:r>
-            <w:r>
-              <w:rPr>
-                <w:b/>
-                <w:bCs/>
-                <w:sz w:val="30"/>
-                <w:szCs w:val="30"/>
-              </w:rPr>
-              <w:t>:empty:</w:t>
-            </w:r>
-            <w:r>
-              <w:rPr>
-                <w:rFonts w:hint="default"/>
-                <w:b/>
-                <w:bCs/>
-                <w:sz w:val="30"/>
-                <w:szCs w:val="30"/>
-              </w:rPr>
-              <w:t>clear</w:t>
-            </w:r>
-            <w:r>
-              <w:rPr>
-                <w:b/>
-                <w:bCs/>
-                <w:sz w:val="30"/>
-                <w:szCs w:val="30"/>
-              </w:rPr>
-              <w:t>:</w:t>
-            </w:r>
-            <w:r>
-              <w:rPr>
-                <w:rFonts w:hint="default"/>
-                <w:b/>
-                <w:bCs/>
-                <w:sz w:val="30"/>
-                <w:szCs w:val="30"/>
-              </w:rPr>
-              <w:t>placeholder</w:t>
-            </w:r>
-            <w:r>
-              <w:rPr>
-                <w:b/>
-                <w:bCs/>
-                <w:sz w:val="30"/>
-                <w:szCs w:val="30"/>
-              </w:rPr>
-              <w:t>}}</w:t>
-            </w:r>
-          </w:p>
-        </w:tc>
-        <w:tc>
-          <w:tcPr>
             <w:tcW w:w="2250" w:type="dxa"/>
             <w:tcBorders>
               <w:top w:val="single" w:color="000000" w:sz="2" w:space="0"/>
@@ -456,18 +299,7 @@
                 <w:sz w:val="30"/>
                 <w:szCs w:val="30"/>
               </w:rPr>
-              <w:t>{{Friends.Name :empty:remove:ro</w:t>
-            </w:r>
-            <w:bookmarkStart w:id="0" w:name="_GoBack"/>
-            <w:bookmarkEnd w:id="0"/>
-            <w:r>
-              <w:rPr>
-                <w:b/>
-                <w:bCs/>
-                <w:sz w:val="30"/>
-                <w:szCs w:val="30"/>
-              </w:rPr>
-              <w:t>w}}</w:t>
+              <w:t>{{Friends.Name :empty:remove:row}}</w:t>
             </w:r>
           </w:p>
         </w:tc>
@@ -503,7 +335,7 @@
         </w:tc>
         <w:tc>
           <w:tcPr>
-            <w:tcW w:w="3699" w:type="dxa"/>
+            <w:tcW w:w="5585" w:type="dxa"/>
             <w:tcBorders>
               <w:top w:val="single" w:color="000000" w:sz="2" w:space="0"/>
               <w:left w:val="single" w:color="000000" w:sz="2" w:space="0"/>
@@ -544,6 +376,8 @@
               </w:rPr>
               <w:t>{{Name :vmerge}}</w:t>
             </w:r>
+            <w:bookmarkStart w:id="0" w:name="_GoBack"/>
+            <w:bookmarkEnd w:id="0"/>
           </w:p>
         </w:tc>
       </w:tr>
@@ -563,7 +397,7 @@
         </w:trPr>
         <w:tc>
           <w:tcPr>
-            <w:tcW w:w="1967" w:type="dxa"/>
+            <w:tcW w:w="2250" w:type="dxa"/>
             <w:tcBorders>
               <w:top w:val="single" w:color="000000" w:sz="2" w:space="0"/>
               <w:left w:val="single" w:color="000000" w:sz="2" w:space="0"/>
@@ -578,12 +412,14 @@
               <w:pStyle w:val="364"/>
               <w:jc w:val="both"/>
               <w:rPr>
-                <w:rFonts w:hint="default" w:eastAsia="Noto Sans CJK SC Regular"/>
+                <w:rFonts w:hint="default" w:ascii="Liberation Serif" w:hAnsi="Liberation Serif" w:eastAsia="Noto Sans CJK SC Regular" w:cs="Lohit Devanagari"/>
                 <w:b/>
                 <w:bCs/>
-                <w:sz w:val="30"/>
-                <w:szCs w:val="30"/>
-                <w:lang w:val="en-US" w:eastAsia="zh-CN"/>
+                <w:color w:val="auto"/>
+                <w:kern w:val="2"/>
+                <w:sz w:val="30"/>
+                <w:szCs w:val="30"/>
+                <w:lang w:val="en-US" w:eastAsia="zh-CN" w:bidi="hi-IN"/>
               </w:rPr>
             </w:pPr>
             <w:r>
@@ -601,8 +437,7 @@
         </w:tc>
         <w:tc>
           <w:tcPr>
-            <w:tcW w:w="4067" w:type="dxa"/>
-            <w:gridSpan w:val="2"/>
+            <w:tcW w:w="1817" w:type="dxa"/>
             <w:tcBorders>
               <w:top w:val="single" w:color="000000" w:sz="2" w:space="0"/>
               <w:left w:val="single" w:color="000000" w:sz="2" w:space="0"/>
@@ -617,10 +452,12 @@
               <w:pStyle w:val="364"/>
               <w:jc w:val="right"/>
               <w:rPr>
-                <w:rFonts w:hint="default" w:eastAsia="Noto Sans CJK SC Regular"/>
-                <w:sz w:val="30"/>
-                <w:szCs w:val="30"/>
-                <w:lang w:val="en-US" w:eastAsia="zh-CN"/>
+                <w:rFonts w:hint="eastAsia" w:ascii="Liberation Serif" w:hAnsi="Liberation Serif" w:eastAsia="Noto Sans CJK SC Regular" w:cs="Lohit Devanagari"/>
+                <w:color w:val="auto"/>
+                <w:kern w:val="2"/>
+                <w:sz w:val="30"/>
+                <w:szCs w:val="30"/>
+                <w:lang w:val="en-US" w:eastAsia="zh-CN" w:bidi="hi-IN"/>
               </w:rPr>
             </w:pPr>
             <w:r>
@@ -636,7 +473,7 @@
         </w:tc>
         <w:tc>
           <w:tcPr>
-            <w:tcW w:w="3699" w:type="dxa"/>
+            <w:tcW w:w="5585" w:type="dxa"/>
             <w:vMerge w:val="restart"/>
             <w:tcBorders>
               <w:left w:val="single" w:color="000000" w:sz="2" w:space="0"/>
@@ -692,7 +529,7 @@
         </w:trPr>
         <w:tc>
           <w:tcPr>
-            <w:tcW w:w="1967" w:type="dxa"/>
+            <w:tcW w:w="2250" w:type="dxa"/>
             <w:tcBorders>
               <w:top w:val="single" w:color="000000" w:sz="2" w:space="0"/>
               <w:left w:val="single" w:color="000000" w:sz="2" w:space="0"/>
@@ -707,12 +544,14 @@
               <w:pStyle w:val="364"/>
               <w:jc w:val="both"/>
               <w:rPr>
-                <w:rFonts w:hint="default" w:eastAsia="Noto Sans CJK SC Regular"/>
+                <w:rFonts w:hint="default" w:ascii="Liberation Serif" w:hAnsi="Liberation Serif" w:eastAsia="Noto Sans CJK SC Regular" w:cs="Lohit Devanagari"/>
                 <w:b/>
                 <w:bCs/>
-                <w:sz w:val="30"/>
-                <w:szCs w:val="30"/>
-                <w:lang w:val="en-US" w:eastAsia="zh-CN"/>
+                <w:color w:val="auto"/>
+                <w:kern w:val="2"/>
+                <w:sz w:val="30"/>
+                <w:szCs w:val="30"/>
+                <w:lang w:val="en-US" w:eastAsia="zh-CN" w:bidi="hi-IN"/>
               </w:rPr>
             </w:pPr>
             <w:r>
@@ -730,8 +569,7 @@
         </w:tc>
         <w:tc>
           <w:tcPr>
-            <w:tcW w:w="4067" w:type="dxa"/>
-            <w:gridSpan w:val="2"/>
+            <w:tcW w:w="1817" w:type="dxa"/>
             <w:tcBorders>
               <w:top w:val="single" w:color="000000" w:sz="2" w:space="0"/>
               <w:left w:val="single" w:color="000000" w:sz="2" w:space="0"/>
@@ -746,10 +584,12 @@
               <w:pStyle w:val="364"/>
               <w:jc w:val="right"/>
               <w:rPr>
-                <w:rFonts w:hint="default" w:eastAsia="Noto Sans CJK SC Regular"/>
-                <w:sz w:val="30"/>
-                <w:szCs w:val="30"/>
-                <w:lang w:val="en-US" w:eastAsia="zh-CN"/>
+                <w:rFonts w:hint="eastAsia" w:ascii="Liberation Serif" w:hAnsi="Liberation Serif" w:eastAsia="Noto Sans CJK SC Regular" w:cs="Lohit Devanagari"/>
+                <w:color w:val="auto"/>
+                <w:kern w:val="2"/>
+                <w:sz w:val="30"/>
+                <w:szCs w:val="30"/>
+                <w:lang w:val="en-US" w:eastAsia="zh-CN" w:bidi="hi-IN"/>
               </w:rPr>
             </w:pPr>
             <w:r>
@@ -765,7 +605,7 @@
         </w:tc>
         <w:tc>
           <w:tcPr>
-            <w:tcW w:w="3699" w:type="dxa"/>
+            <w:tcW w:w="5585" w:type="dxa"/>
             <w:vMerge w:val="continue"/>
             <w:tcBorders>
               <w:left w:val="single" w:color="000000" w:sz="2" w:space="0"/>
@@ -815,7 +655,7 @@
     <w:tbl>
       <w:tblPr>
         <w:tblStyle w:val="8"/>
-        <w:tblW w:w="9733" w:type="dxa"/>
+        <w:tblW w:w="9652" w:type="dxa"/>
         <w:tblInd w:w="0" w:type="dxa"/>
         <w:tblBorders>
           <w:top w:val="single" w:color="000000" w:sz="2" w:space="0"/>
@@ -834,10 +674,9 @@
         </w:tblCellMar>
       </w:tblPr>
       <w:tblGrid>
-        <w:gridCol w:w="1967"/>
         <w:gridCol w:w="2250"/>
         <w:gridCol w:w="1817"/>
-        <w:gridCol w:w="3699"/>
+        <w:gridCol w:w="5585"/>
       </w:tblGrid>
       <w:tr>
         <w:tblPrEx>
@@ -850,36 +689,6 @@
             <w:insideV w:val="none" w:color="auto" w:sz="0" w:space="0"/>
           </w:tblBorders>
         </w:tblPrEx>
-        <w:tc>
-          <w:tcPr>
-            <w:tcW w:w="1967" w:type="dxa"/>
-            <w:tcBorders>
-              <w:top w:val="single" w:color="000000" w:sz="2" w:space="0"/>
-              <w:left w:val="single" w:color="000000" w:sz="2" w:space="0"/>
-              <w:bottom w:val="single" w:color="000000" w:sz="2" w:space="0"/>
-              <w:insideH w:val="single" w:sz="2" w:space="0"/>
-            </w:tcBorders>
-            <w:shd w:val="clear" w:color="auto" w:fill="EEEEEE"/>
-          </w:tcPr>
-          <w:p>
-            <w:pPr>
-              <w:pStyle w:val="364"/>
-              <w:rPr>
-                <w:rFonts w:hint="default"/>
-                <w:sz w:val="30"/>
-                <w:szCs w:val="30"/>
-              </w:rPr>
-            </w:pPr>
-            <w:r>
-              <w:rPr>
-                <w:rFonts w:hint="default"/>
-                <w:sz w:val="30"/>
-                <w:szCs w:val="30"/>
-              </w:rPr>
-              <w:t>Avatar</w:t>
-            </w:r>
-          </w:p>
-        </w:tc>
         <w:tc>
           <w:tcPr>
             <w:tcW w:w="2250" w:type="dxa"/>
@@ -938,7 +747,7 @@
         </w:tc>
         <w:tc>
           <w:tcPr>
-            <w:tcW w:w="3699" w:type="dxa"/>
+            <w:tcW w:w="5585" w:type="dxa"/>
             <w:vMerge w:val="restart"/>
             <w:tcBorders>
               <w:top w:val="single" w:color="000000" w:sz="2" w:space="0"/>
@@ -986,40 +795,6 @@
         </w:tblPrEx>
         <w:tc>
           <w:tcPr>
-            <w:tcW w:w="1967" w:type="dxa"/>
-            <w:tcBorders>
-              <w:top w:val="single" w:color="000000" w:sz="2" w:space="0"/>
-              <w:left w:val="single" w:color="000000" w:sz="2" w:space="0"/>
-              <w:bottom w:val="single" w:color="000000" w:sz="2" w:space="0"/>
-              <w:insideH w:val="single" w:sz="2" w:space="0"/>
-            </w:tcBorders>
-            <w:shd w:val="clear" w:color="auto" w:fill="EEEEEE"/>
-          </w:tcPr>
-          <w:p>
-            <w:pPr>
-              <w:pStyle w:val="364"/>
-              <w:rPr>
-                <w:rFonts w:hint="default" w:eastAsia="Noto Sans CJK SC Regular"/>
-                <w:color w:val="A6A6A6" w:themeColor="background1" w:themeShade="A6"/>
-                <w:sz w:val="30"/>
-                <w:szCs w:val="30"/>
-                <w:lang w:val="en-US" w:eastAsia="zh-CN"/>
-              </w:rPr>
-            </w:pPr>
-            <w:r>
-              <w:rPr>
-                <w:rFonts w:hint="eastAsia"/>
-                <w:color w:val="A6A6A6" w:themeColor="background1" w:themeShade="A6"/>
-                <w:sz w:val="30"/>
-                <w:szCs w:val="30"/>
-                <w:lang w:val="en-US" w:eastAsia="zh-CN"/>
-              </w:rPr>
-              <w:t>user upload</w:t>
-            </w:r>
-          </w:p>
-        </w:tc>
-        <w:tc>
-          <w:tcPr>
             <w:tcW w:w="2250" w:type="dxa"/>
             <w:tcBorders>
               <w:top w:val="single" w:color="000000" w:sz="2" w:space="0"/>
@@ -1088,7 +863,7 @@
         </w:tc>
         <w:tc>
           <w:tcPr>
-            <w:tcW w:w="3699" w:type="dxa"/>
+            <w:tcW w:w="5585" w:type="dxa"/>
             <w:vMerge w:val="continue"/>
             <w:tcBorders>
               <w:left w:val="single" w:color="000000" w:sz="2" w:space="0"/>
@@ -1128,81 +903,6 @@
         </w:trPr>
         <w:tc>
           <w:tcPr>
-            <w:tcW w:w="1967" w:type="dxa"/>
-            <w:tcBorders>
-              <w:top w:val="single" w:color="000000" w:sz="2" w:space="0"/>
-              <w:left w:val="single" w:color="000000" w:sz="2" w:space="0"/>
-              <w:bottom w:val="single" w:color="000000" w:sz="2" w:space="0"/>
-              <w:insideH w:val="single" w:sz="2" w:space="0"/>
-            </w:tcBorders>
-            <w:shd w:val="clear" w:color="auto" w:fill="auto"/>
-            <w:vAlign w:val="center"/>
-          </w:tcPr>
-          <w:p>
-            <w:pPr>
-              <w:pStyle w:val="364"/>
-              <w:jc w:val="both"/>
-              <w:rPr>
-                <w:rFonts w:hint="default"/>
-                <w:b/>
-                <w:bCs/>
-                <w:sz w:val="30"/>
-                <w:szCs w:val="30"/>
-              </w:rPr>
-            </w:pPr>
-            <w:r>
-              <w:rPr>
-                <w:b/>
-                <w:bCs/>
-                <w:sz w:val="30"/>
-                <w:szCs w:val="30"/>
-              </w:rPr>
-              <w:drawing>
-                <wp:inline distT="0" distB="0" distL="114300" distR="114300">
-                  <wp:extent cx="317500" cy="317500"/>
-                  <wp:effectExtent l="0" t="0" r="12700" b="12700"/>
-                  <wp:docPr id="5" name="图片 4"/>
-                  <wp:cNvGraphicFramePr>
-                    <a:graphicFrameLocks xmlns:a="http://schemas.openxmlformats.org/drawingml/2006/main" noChangeAspect="1"/>
-                  </wp:cNvGraphicFramePr>
-                  <a:graphic xmlns:a="http://schemas.openxmlformats.org/drawingml/2006/main">
-                    <a:graphicData uri="http://schemas.openxmlformats.org/drawingml/2006/picture">
-                      <pic:pic xmlns:pic="http://schemas.openxmlformats.org/drawingml/2006/picture">
-                        <pic:nvPicPr>
-                          <pic:cNvPr id="5" name="图片 4"/>
-                          <pic:cNvPicPr>
-                            <a:picLocks noChangeAspect="1"/>
-                          </pic:cNvPicPr>
-                        </pic:nvPicPr>
-                        <pic:blipFill>
-                          <a:blip r:embed="rId4"/>
-                          <a:stretch>
-                            <a:fillRect/>
-                          </a:stretch>
-                        </pic:blipFill>
-                        <pic:spPr>
-                          <a:xfrm>
-                            <a:off x="0" y="0"/>
-                            <a:ext cx="317500" cy="317500"/>
-                          </a:xfrm>
-                          <a:prstGeom prst="rect">
-                            <a:avLst/>
-                          </a:prstGeom>
-                          <a:noFill/>
-                          <a:ln w="9525">
-                            <a:noFill/>
-                          </a:ln>
-                        </pic:spPr>
-                      </pic:pic>
-                    </a:graphicData>
-                  </a:graphic>
-                </wp:inline>
-              </w:drawing>
-            </w:r>
-          </w:p>
-        </w:tc>
-        <w:tc>
-          <w:tcPr>
             <w:tcW w:w="2250" w:type="dxa"/>
             <w:tcBorders>
               <w:top w:val="single" w:color="000000" w:sz="2" w:space="0"/>
@@ -1261,7 +961,7 @@
         </w:tc>
         <w:tc>
           <w:tcPr>
-            <w:tcW w:w="3699" w:type="dxa"/>
+            <w:tcW w:w="5585" w:type="dxa"/>
             <w:vMerge w:val="restart"/>
             <w:tcBorders>
               <w:top w:val="single" w:color="000000" w:sz="2" w:space="0"/>
@@ -1310,81 +1010,6 @@
         </w:trPr>
         <w:tc>
           <w:tcPr>
-            <w:tcW w:w="1967" w:type="dxa"/>
-            <w:tcBorders>
-              <w:top w:val="single" w:color="000000" w:sz="2" w:space="0"/>
-              <w:left w:val="single" w:color="000000" w:sz="2" w:space="0"/>
-              <w:bottom w:val="single" w:color="000000" w:sz="2" w:space="0"/>
-              <w:insideH w:val="single" w:sz="2" w:space="0"/>
-            </w:tcBorders>
-            <w:shd w:val="clear" w:color="auto" w:fill="auto"/>
-            <w:vAlign w:val="center"/>
-          </w:tcPr>
-          <w:p>
-            <w:pPr>
-              <w:pStyle w:val="364"/>
-              <w:jc w:val="both"/>
-              <w:rPr>
-                <w:rFonts w:hint="default"/>
-                <w:b/>
-                <w:bCs/>
-                <w:sz w:val="30"/>
-                <w:szCs w:val="30"/>
-              </w:rPr>
-            </w:pPr>
-            <w:r>
-              <w:rPr>
-                <w:b/>
-                <w:bCs/>
-                <w:sz w:val="30"/>
-                <w:szCs w:val="30"/>
-              </w:rPr>
-              <w:drawing>
-                <wp:inline distT="0" distB="0" distL="114300" distR="114300">
-                  <wp:extent cx="317500" cy="317500"/>
-                  <wp:effectExtent l="0" t="0" r="12700" b="12700"/>
-                  <wp:docPr id="6" name="图片 5"/>
-                  <wp:cNvGraphicFramePr>
-                    <a:graphicFrameLocks xmlns:a="http://schemas.openxmlformats.org/drawingml/2006/main" noChangeAspect="1"/>
-                  </wp:cNvGraphicFramePr>
-                  <a:graphic xmlns:a="http://schemas.openxmlformats.org/drawingml/2006/main">
-                    <a:graphicData uri="http://schemas.openxmlformats.org/drawingml/2006/picture">
-                      <pic:pic xmlns:pic="http://schemas.openxmlformats.org/drawingml/2006/picture">
-                        <pic:nvPicPr>
-                          <pic:cNvPr id="6" name="图片 5"/>
-                          <pic:cNvPicPr>
-                            <a:picLocks noChangeAspect="1"/>
-                          </pic:cNvPicPr>
-                        </pic:nvPicPr>
-                        <pic:blipFill>
-                          <a:blip r:embed="rId5"/>
-                          <a:stretch>
-                            <a:fillRect/>
-                          </a:stretch>
-                        </pic:blipFill>
-                        <pic:spPr>
-                          <a:xfrm>
-                            <a:off x="0" y="0"/>
-                            <a:ext cx="317500" cy="317500"/>
-                          </a:xfrm>
-                          <a:prstGeom prst="rect">
-                            <a:avLst/>
-                          </a:prstGeom>
-                          <a:noFill/>
-                          <a:ln w="9525">
-                            <a:noFill/>
-                          </a:ln>
-                        </pic:spPr>
-                      </pic:pic>
-                    </a:graphicData>
-                  </a:graphic>
-                </wp:inline>
-              </w:drawing>
-            </w:r>
-          </w:p>
-        </w:tc>
-        <w:tc>
-          <w:tcPr>
             <w:tcW w:w="2250" w:type="dxa"/>
             <w:tcBorders>
               <w:top w:val="single" w:color="000000" w:sz="2" w:space="0"/>
@@ -1443,7 +1068,7 @@
         </w:tc>
         <w:tc>
           <w:tcPr>
-            <w:tcW w:w="3699" w:type="dxa"/>
+            <w:tcW w:w="5585" w:type="dxa"/>
             <w:vMerge w:val="continue"/>
             <w:tcBorders>
               <w:left w:val="single" w:color="000000" w:sz="2" w:space="0"/>
@@ -1483,32 +1108,6 @@
         </w:trPr>
         <w:tc>
           <w:tcPr>
-            <w:tcW w:w="1967" w:type="dxa"/>
-            <w:tcBorders>
-              <w:top w:val="single" w:color="000000" w:sz="2" w:space="0"/>
-              <w:left w:val="single" w:color="000000" w:sz="2" w:space="0"/>
-              <w:bottom w:val="single" w:color="000000" w:sz="2" w:space="0"/>
-              <w:insideH w:val="single" w:sz="2" w:space="0"/>
-            </w:tcBorders>
-            <w:shd w:val="clear" w:color="auto" w:fill="auto"/>
-            <w:vAlign w:val="center"/>
-          </w:tcPr>
-          <w:p>
-            <w:pPr>
-              <w:pStyle w:val="364"/>
-              <w:jc w:val="both"/>
-              <w:rPr>
-                <w:rFonts w:hint="default"/>
-                <w:b/>
-                <w:bCs/>
-                <w:sz w:val="30"/>
-                <w:szCs w:val="30"/>
-              </w:rPr>
-            </w:pPr>
-          </w:p>
-        </w:tc>
-        <w:tc>
-          <w:tcPr>
             <w:tcW w:w="2250" w:type="dxa"/>
             <w:tcBorders>
               <w:top w:val="single" w:color="000000" w:sz="2" w:space="0"/>
@@ -1567,7 +1166,7 @@
         </w:tc>
         <w:tc>
           <w:tcPr>
-            <w:tcW w:w="3699" w:type="dxa"/>
+            <w:tcW w:w="5585" w:type="dxa"/>
             <w:vMerge w:val="continue"/>
             <w:tcBorders>
               <w:left w:val="single" w:color="000000" w:sz="2" w:space="0"/>
@@ -1607,81 +1206,6 @@
         </w:trPr>
         <w:tc>
           <w:tcPr>
-            <w:tcW w:w="1967" w:type="dxa"/>
-            <w:tcBorders>
-              <w:top w:val="single" w:color="000000" w:sz="2" w:space="0"/>
-              <w:left w:val="single" w:color="000000" w:sz="2" w:space="0"/>
-              <w:bottom w:val="single" w:color="000000" w:sz="2" w:space="0"/>
-              <w:insideH w:val="single" w:sz="2" w:space="0"/>
-            </w:tcBorders>
-            <w:shd w:val="clear" w:color="auto" w:fill="auto"/>
-            <w:vAlign w:val="center"/>
-          </w:tcPr>
-          <w:p>
-            <w:pPr>
-              <w:pStyle w:val="364"/>
-              <w:jc w:val="both"/>
-              <w:rPr>
-                <w:rFonts w:hint="default"/>
-                <w:b/>
-                <w:bCs/>
-                <w:sz w:val="30"/>
-                <w:szCs w:val="30"/>
-              </w:rPr>
-            </w:pPr>
-            <w:r>
-              <w:rPr>
-                <w:b/>
-                <w:bCs/>
-                <w:sz w:val="30"/>
-                <w:szCs w:val="30"/>
-              </w:rPr>
-              <w:drawing>
-                <wp:inline distT="0" distB="0" distL="114300" distR="114300">
-                  <wp:extent cx="317500" cy="317500"/>
-                  <wp:effectExtent l="0" t="0" r="12700" b="12700"/>
-                  <wp:docPr id="7" name="图片 6"/>
-                  <wp:cNvGraphicFramePr>
-                    <a:graphicFrameLocks xmlns:a="http://schemas.openxmlformats.org/drawingml/2006/main" noChangeAspect="1"/>
-                  </wp:cNvGraphicFramePr>
-                  <a:graphic xmlns:a="http://schemas.openxmlformats.org/drawingml/2006/main">
-                    <a:graphicData uri="http://schemas.openxmlformats.org/drawingml/2006/picture">
-                      <pic:pic xmlns:pic="http://schemas.openxmlformats.org/drawingml/2006/picture">
-                        <pic:nvPicPr>
-                          <pic:cNvPr id="7" name="图片 6"/>
-                          <pic:cNvPicPr>
-                            <a:picLocks noChangeAspect="1"/>
-                          </pic:cNvPicPr>
-                        </pic:nvPicPr>
-                        <pic:blipFill>
-                          <a:blip r:embed="rId6"/>
-                          <a:stretch>
-                            <a:fillRect/>
-                          </a:stretch>
-                        </pic:blipFill>
-                        <pic:spPr>
-                          <a:xfrm>
-                            <a:off x="0" y="0"/>
-                            <a:ext cx="317500" cy="317500"/>
-                          </a:xfrm>
-                          <a:prstGeom prst="rect">
-                            <a:avLst/>
-                          </a:prstGeom>
-                          <a:noFill/>
-                          <a:ln w="9525">
-                            <a:noFill/>
-                          </a:ln>
-                        </pic:spPr>
-                      </pic:pic>
-                    </a:graphicData>
-                  </a:graphic>
-                </wp:inline>
-              </w:drawing>
-            </w:r>
-          </w:p>
-        </w:tc>
-        <w:tc>
-          <w:tcPr>
             <w:tcW w:w="2250" w:type="dxa"/>
             <w:tcBorders>
               <w:top w:val="single" w:color="000000" w:sz="2" w:space="0"/>
@@ -1740,7 +1264,7 @@
         </w:tc>
         <w:tc>
           <w:tcPr>
-            <w:tcW w:w="3699" w:type="dxa"/>
+            <w:tcW w:w="5585" w:type="dxa"/>
             <w:vMerge w:val="continue"/>
             <w:tcBorders>
               <w:left w:val="single" w:color="000000" w:sz="2" w:space="0"/>
@@ -1780,7 +1304,7 @@
         </w:trPr>
         <w:tc>
           <w:tcPr>
-            <w:tcW w:w="1967" w:type="dxa"/>
+            <w:tcW w:w="2250" w:type="dxa"/>
             <w:tcBorders>
               <w:top w:val="single" w:color="000000" w:sz="2" w:space="0"/>
               <w:left w:val="single" w:color="000000" w:sz="2" w:space="0"/>
@@ -1795,12 +1319,14 @@
               <w:pStyle w:val="364"/>
               <w:jc w:val="both"/>
               <w:rPr>
-                <w:rFonts w:hint="default" w:eastAsia="Noto Sans CJK SC Regular"/>
+                <w:rFonts w:hint="default" w:ascii="Liberation Serif" w:hAnsi="Liberation Serif" w:eastAsia="Noto Sans CJK SC Regular" w:cs="Lohit Devanagari"/>
                 <w:b/>
                 <w:bCs/>
-                <w:sz w:val="30"/>
-                <w:szCs w:val="30"/>
-                <w:lang w:val="en-US" w:eastAsia="zh-CN"/>
+                <w:color w:val="auto"/>
+                <w:kern w:val="2"/>
+                <w:sz w:val="30"/>
+                <w:szCs w:val="30"/>
+                <w:lang w:val="en-US" w:eastAsia="zh-CN" w:bidi="hi-IN"/>
               </w:rPr>
             </w:pPr>
             <w:r>
@@ -1818,8 +1344,7 @@
         </w:tc>
         <w:tc>
           <w:tcPr>
-            <w:tcW w:w="4067" w:type="dxa"/>
-            <w:gridSpan w:val="2"/>
+            <w:tcW w:w="1817" w:type="dxa"/>
             <w:tcBorders>
               <w:top w:val="single" w:color="000000" w:sz="2" w:space="0"/>
               <w:left w:val="single" w:color="000000" w:sz="2" w:space="0"/>
@@ -1834,10 +1359,12 @@
               <w:pStyle w:val="364"/>
               <w:jc w:val="right"/>
               <w:rPr>
-                <w:rFonts w:hint="default" w:eastAsia="Noto Sans CJK SC Regular"/>
-                <w:sz w:val="30"/>
-                <w:szCs w:val="30"/>
-                <w:lang w:val="en-US" w:eastAsia="zh-CN"/>
+                <w:rFonts w:hint="eastAsia" w:ascii="Liberation Serif" w:hAnsi="Liberation Serif" w:eastAsia="Noto Sans CJK SC Regular" w:cs="Lohit Devanagari"/>
+                <w:color w:val="auto"/>
+                <w:kern w:val="2"/>
+                <w:sz w:val="30"/>
+                <w:szCs w:val="30"/>
+                <w:lang w:val="en-US" w:eastAsia="zh-CN" w:bidi="hi-IN"/>
               </w:rPr>
             </w:pPr>
             <w:r>
@@ -1853,7 +1380,7 @@
         </w:tc>
         <w:tc>
           <w:tcPr>
-            <w:tcW w:w="3699" w:type="dxa"/>
+            <w:tcW w:w="5585" w:type="dxa"/>
             <w:vMerge w:val="restart"/>
             <w:tcBorders>
               <w:left w:val="single" w:color="000000" w:sz="2" w:space="0"/>
@@ -1909,7 +1436,7 @@
         </w:trPr>
         <w:tc>
           <w:tcPr>
-            <w:tcW w:w="1967" w:type="dxa"/>
+            <w:tcW w:w="2250" w:type="dxa"/>
             <w:tcBorders>
               <w:top w:val="single" w:color="000000" w:sz="2" w:space="0"/>
               <w:left w:val="single" w:color="000000" w:sz="2" w:space="0"/>
@@ -1924,12 +1451,14 @@
               <w:pStyle w:val="364"/>
               <w:jc w:val="both"/>
               <w:rPr>
-                <w:rFonts w:hint="default" w:eastAsia="Noto Sans CJK SC Regular"/>
+                <w:rFonts w:hint="default" w:ascii="Liberation Serif" w:hAnsi="Liberation Serif" w:eastAsia="Noto Sans CJK SC Regular" w:cs="Lohit Devanagari"/>
                 <w:b/>
                 <w:bCs/>
-                <w:sz w:val="30"/>
-                <w:szCs w:val="30"/>
-                <w:lang w:val="en-US" w:eastAsia="zh-CN"/>
+                <w:color w:val="auto"/>
+                <w:kern w:val="2"/>
+                <w:sz w:val="30"/>
+                <w:szCs w:val="30"/>
+                <w:lang w:val="en-US" w:eastAsia="zh-CN" w:bidi="hi-IN"/>
               </w:rPr>
             </w:pPr>
             <w:r>
@@ -1947,8 +1476,7 @@
         </w:tc>
         <w:tc>
           <w:tcPr>
-            <w:tcW w:w="4067" w:type="dxa"/>
-            <w:gridSpan w:val="2"/>
+            <w:tcW w:w="1817" w:type="dxa"/>
             <w:tcBorders>
               <w:top w:val="single" w:color="000000" w:sz="2" w:space="0"/>
               <w:left w:val="single" w:color="000000" w:sz="2" w:space="0"/>
@@ -1963,10 +1491,12 @@
               <w:pStyle w:val="364"/>
               <w:jc w:val="right"/>
               <w:rPr>
-                <w:rFonts w:hint="default" w:eastAsia="Noto Sans CJK SC Regular"/>
-                <w:sz w:val="30"/>
-                <w:szCs w:val="30"/>
-                <w:lang w:val="en-US" w:eastAsia="zh-CN"/>
+                <w:rFonts w:hint="eastAsia" w:ascii="Liberation Serif" w:hAnsi="Liberation Serif" w:eastAsia="Noto Sans CJK SC Regular" w:cs="Lohit Devanagari"/>
+                <w:color w:val="auto"/>
+                <w:kern w:val="2"/>
+                <w:sz w:val="30"/>
+                <w:szCs w:val="30"/>
+                <w:lang w:val="en-US" w:eastAsia="zh-CN" w:bidi="hi-IN"/>
               </w:rPr>
             </w:pPr>
             <w:r>
@@ -1982,7 +1512,7 @@
         </w:tc>
         <w:tc>
           <w:tcPr>
-            <w:tcW w:w="3699" w:type="dxa"/>
+            <w:tcW w:w="5585" w:type="dxa"/>
             <w:vMerge w:val="continue"/>
             <w:tcBorders>
               <w:left w:val="single" w:color="000000" w:sz="2" w:space="0"/>
